--- a/rapports/2026-06-06/EQ35/EQ35_enq2_v2/DR_021204020031/17-50-46-62.docx
+++ b/rapports/2026-06-06/EQ35/EQ35_enq2_v2/DR_021204020031/17-50-46-62.docx
@@ -297,7 +297,7 @@
           <w:color w:val="1F6FEB"/>
           <w:sz w:val="22"/>
         </w:rPr>
-        <w:t>⚠ INCOHÉRENCES À CORRIGER (54)</w:t>
+        <w:t>⚠ INCOHÉRENCES À CORRIGER (50)</w:t>
       </w:r>
     </w:p>
     <w:tbl>
@@ -845,7 +845,7 @@
                 <w:i w:val="0"/>
                 <w:sz w:val="17"/>
               </w:rPr>
-              <w:t>Incohérence!!! seulement les écoles privées paient les frais de scolarité (y compris les frais d'inscription).</w:t>
+              <w:t>Incohérent!! Le niveau d'instruction déclaré par l'un des enfants () au niveau de la section 1 de ADAMA WOURY DIALLO diffère de celui donné par ADAMA WOURY DIALLO lui-même qui affirme ne pas avoir frequenté l'école formelle.</w:t>
             </w:r>
           </w:p>
         </w:tc>
@@ -935,7 +935,7 @@
                 <w:i w:val="0"/>
                 <w:sz w:val="17"/>
               </w:rPr>
-              <w:t>Peu probable!!! Vu l'âge (17 ans) de FATOUMATA BINTA BARRY ou l'année à laquelle FATOUMATA BINTA BARRY a fréquenté l'école pour la dernière fois (.) le dernier diplome de FATOUMATA BINTA BARRY ne peut être le Certificat d'études primaires (CEP), prière de corriger cette incohérence ou confirmer avec le QG.</w:t>
+              <w:t>Peu probable!!! Vu l'âge (16 ans) de KHADIATOU BARRY ou l'année à laquelle KHADIATOU BARRY a fréquenté l'école pour la dernière fois (.) le dernier diplome de KHADIATOU BARRY ne peut être le Certificat d'études primaires (CEP), prière de corriger cette incohérence ou confirmer avec le QG.</w:t>
             </w:r>
           </w:p>
         </w:tc>
@@ -1115,7 +1115,7 @@
                 <w:i w:val="0"/>
                 <w:sz w:val="17"/>
               </w:rPr>
-              <w:t>Peu probable!!! Vu l'âge (16 ans) de KHADIATOU BARRY ou l'année à laquelle KHADIATOU BARRY a fréquenté l'école pour la dernière fois (.) le dernier diplome de KHADIATOU BARRY ne peut être le Certificat d'études primaires (CEP), prière de corriger cette incohérence ou confirmer avec le QG.</w:t>
+              <w:t>Peu probable!!! Vu l'âge (17 ans) de FATOUMATA BINTA BARRY ou l'année à laquelle FATOUMATA BINTA BARRY a fréquenté l'école pour la dernière fois (.) le dernier diplome de FATOUMATA BINTA BARRY ne peut être le Certificat d'études primaires (CEP), prière de corriger cette incohérence ou confirmer avec le QG.</w:t>
             </w:r>
           </w:p>
         </w:tc>
@@ -1148,7 +1148,7 @@
                 <w:i w:val="0"/>
                 <w:sz w:val="16"/>
               </w:rPr>
-              <w:t>S02</w:t>
+              <w:t>S10</w:t>
               <w:br/>
             </w:r>
             <w:r>
@@ -1158,7 +1158,7 @@
                 <w:color w:val="64748B"/>
                 <w:sz w:val="14"/>
               </w:rPr>
-              <w:t>Éducation</w:t>
+              <w:t>Logement</w:t>
             </w:r>
           </w:p>
         </w:tc>
@@ -1174,7 +1174,7 @@
                 <w:color w:val="16A34A"/>
                 <w:sz w:val="16"/>
               </w:rPr>
-              <w:t>—</w:t>
+              <w:t>s10q47, s10q46</w:t>
             </w:r>
           </w:p>
         </w:tc>
@@ -1205,7 +1205,7 @@
                 <w:i w:val="0"/>
                 <w:sz w:val="17"/>
               </w:rPr>
-              <w:t>Incohérent!! Le niveau d'instruction déclaré par l'un des enfants () au niveau de la section 1 de ADAMA WOURY DIALLO diffère de celui donné par ADAMA WOURY DIALLO lui-même qui affirme ne pas avoir frequenté l'école formelle.</w:t>
+              <w:t>Incohérence! L'entreprise elle commercialise des produits alimentaires a depensé pour l'achat des marchandises revendues en état (s10q47 different de 0) mais dit n'avoir réçu aucune somme sur la revente de ces marchandises achetées et revendues en état (s10q46 est égal à 0), prière de fournir d'effort pour estimer le montant obtenu sur la revente de ces marchandises achetées et revendues en état.</w:t>
             </w:r>
           </w:p>
         </w:tc>
@@ -1238,7 +1238,7 @@
                 <w:i w:val="0"/>
                 <w:sz w:val="16"/>
               </w:rPr>
-              <w:t>S10</w:t>
+              <w:t>S11</w:t>
               <w:br/>
             </w:r>
             <w:r>
@@ -1248,7 +1248,7 @@
                 <w:color w:val="64748B"/>
                 <w:sz w:val="14"/>
               </w:rPr>
-              <w:t>Logement</w:t>
+              <w:t>Logement / cadre de vie</w:t>
             </w:r>
           </w:p>
         </w:tc>
@@ -1264,7 +1264,7 @@
                 <w:color w:val="16A34A"/>
                 <w:sz w:val="16"/>
               </w:rPr>
-              <w:t>s10q47, s10q46</w:t>
+              <w:t>—</w:t>
             </w:r>
           </w:p>
         </w:tc>
@@ -1295,7 +1295,7 @@
                 <w:i w:val="0"/>
                 <w:sz w:val="17"/>
               </w:rPr>
-              <w:t>Incohérence! L'entreprise elle commercialise des produits alimentaires a depensé pour l'achat des marchandises revendues en état (s10q47 different de 0) mais dit n'avoir réçu aucune somme sur la revente de ces marchandises achetées et revendues en état (s10q46 est égal à 0), prière de fournir d'effort pour estimer le montant obtenu sur la revente de ces marchandises achetées et revendues en état.</w:t>
+              <w:t>Incoherence!! Le ménage a depensé .</w:t>
             </w:r>
           </w:p>
         </w:tc>
@@ -1354,7 +1354,7 @@
                 <w:color w:val="16A34A"/>
                 <w:sz w:val="16"/>
               </w:rPr>
-              <w:t>—</w:t>
+              <w:t>s01q29, s01q31, s04q24, s00q04, s11q21, s09fq03, s09fq011</w:t>
             </w:r>
           </w:p>
         </w:tc>
@@ -1385,7 +1385,7 @@
                 <w:i w:val="0"/>
                 <w:sz w:val="17"/>
               </w:rPr>
-              <w:t>Incoherence!! Le ménage a depensé .</w:t>
+              <w:t>FCFA dans Frais de connexion au réseau de distribution d'eau mais dit ne pas être connecté à un réseau d'eau courante, prière de corriger cette incoherence</w:t>
             </w:r>
           </w:p>
         </w:tc>
@@ -1400,10 +1400,10 @@
               <w:rPr>
                 <w:b/>
                 <w:i w:val="0"/>
-                <w:color w:val="DC2626"/>
+                <w:color w:val="EA580C"/>
                 <w:sz w:val="16"/>
               </w:rPr>
-              <w:t>Haute</w:t>
+              <w:t>Moyenne</w:t>
             </w:r>
           </w:p>
         </w:tc>
@@ -1418,7 +1418,7 @@
                 <w:i w:val="0"/>
                 <w:sz w:val="16"/>
               </w:rPr>
-              <w:t>S11</w:t>
+              <w:t>S00</w:t>
               <w:br/>
             </w:r>
             <w:r>
@@ -1428,7 +1428,7 @@
                 <w:color w:val="64748B"/>
                 <w:sz w:val="14"/>
               </w:rPr>
-              <w:t>Logement / cadre de vie</w:t>
+              <w:t>Identification</w:t>
             </w:r>
           </w:p>
         </w:tc>
@@ -1444,7 +1444,7 @@
                 <w:color w:val="16A34A"/>
                 <w:sz w:val="16"/>
               </w:rPr>
-              <w:t>s01q29, s01q31, s04q24, s00q04, s11q21, s09fq03, s09fq011</w:t>
+              <w:t>—</w:t>
             </w:r>
           </w:p>
         </w:tc>
@@ -1475,7 +1475,7 @@
                 <w:i w:val="0"/>
                 <w:sz w:val="17"/>
               </w:rPr>
-              <w:t>FCFA dans Frais de connexion au réseau de distribution d'eau mais dit ne pas être connecté à un réseau d'eau courante, prière de corriger cette incoherence</w:t>
+              <w:t>L'adresse ou la localisation du ménage doit être bien renseignée, ne doit pas contenir des numéros de téléphone et elle semble courte pour être une adresse.</w:t>
             </w:r>
           </w:p>
         </w:tc>
@@ -1565,7 +1565,7 @@
                 <w:i w:val="0"/>
                 <w:sz w:val="17"/>
               </w:rPr>
-              <w:t>L'adresse ou la localisation du ménage doit être bien renseignée, ne doit pas contenir des numéros de téléphone et elle semble courte pour être une adresse.</w:t>
+              <w:t>Prière de renseigner la bonne adresse.</w:t>
             </w:r>
           </w:p>
         </w:tc>
@@ -1598,7 +1598,7 @@
                 <w:i w:val="0"/>
                 <w:sz w:val="16"/>
               </w:rPr>
-              <w:t>S00</w:t>
+              <w:t>S01</w:t>
               <w:br/>
             </w:r>
             <w:r>
@@ -1608,7 +1608,7 @@
                 <w:color w:val="64748B"/>
                 <w:sz w:val="14"/>
               </w:rPr>
-              <w:t>Identification</w:t>
+              <w:t>Démographie</w:t>
             </w:r>
           </w:p>
         </w:tc>
@@ -1655,7 +1655,7 @@
                 <w:i w:val="0"/>
                 <w:sz w:val="17"/>
               </w:rPr>
-              <w:t>Prière de renseigner la bonne adresse.</w:t>
+              <w:t>Prière de verifier l'information donnée par FATOUMATA BINTA BARRY ou corriger au niveau de la section 1.</w:t>
             </w:r>
           </w:p>
         </w:tc>
@@ -1745,7 +1745,7 @@
                 <w:i w:val="0"/>
                 <w:sz w:val="17"/>
               </w:rPr>
-              <w:t>Prière de verifier l'information donnée par FATOUMATA BINTA BARRY ou corriger au niveau de la section 1.</w:t>
+              <w:t>Prière de verifier l'information donnée par KHADIATOU BARRY ou corriger au niveau de la section 1.</w:t>
             </w:r>
           </w:p>
         </w:tc>
@@ -1835,7 +1835,7 @@
                 <w:i w:val="0"/>
                 <w:sz w:val="17"/>
               </w:rPr>
-              <w:t>Prière de verifier l'information donnée par KHADIATOU BARRY ou corriger au niveau de la section 1.</w:t>
+              <w:t>Prière de verifier l'information donnée par THIERNO IBRAHIMA BARRY ou corriger au niveau de la section 1.</w:t>
             </w:r>
           </w:p>
         </w:tc>
@@ -1894,7 +1894,7 @@
                 <w:color w:val="16A34A"/>
                 <w:sz w:val="16"/>
               </w:rPr>
-              <w:t>—</w:t>
+              <w:t>s01q10_1</w:t>
             </w:r>
           </w:p>
         </w:tc>
@@ -1925,367 +1925,7 @@
                 <w:i w:val="0"/>
                 <w:sz w:val="17"/>
               </w:rPr>
-              <w:t>Prière de verifier l'information donnée par THIERNO IBRAHIMA BARRY ou corriger au niveau de la section 1.</w:t>
-            </w:r>
-          </w:p>
-        </w:tc>
-      </w:tr>
-      <w:tr>
-        <w:tc>
-          <w:tcPr>
-            <w:tcW w:type="dxa" w:w="964"/>
-          </w:tcPr>
-          <w:p>
-            <w:r>
-              <w:rPr>
-                <w:b/>
-                <w:i w:val="0"/>
-                <w:color w:val="EA580C"/>
-                <w:sz w:val="16"/>
-              </w:rPr>
-              <w:t>Moyenne</w:t>
-            </w:r>
-          </w:p>
-        </w:tc>
-        <w:tc>
-          <w:tcPr>
-            <w:tcW w:type="dxa" w:w="1247"/>
-          </w:tcPr>
-          <w:p>
-            <w:r>
-              <w:rPr>
-                <w:b/>
-                <w:i w:val="0"/>
-                <w:sz w:val="16"/>
-              </w:rPr>
-              <w:t>S01</w:t>
-              <w:br/>
-            </w:r>
-            <w:r>
-              <w:rPr>
-                <w:b w:val="0"/>
-                <w:i w:val="0"/>
-                <w:color w:val="64748B"/>
-                <w:sz w:val="14"/>
-              </w:rPr>
-              <w:t>Démographie</w:t>
-            </w:r>
-          </w:p>
-        </w:tc>
-        <w:tc>
-          <w:tcPr>
-            <w:tcW w:type="dxa" w:w="1531"/>
-          </w:tcPr>
-          <w:p>
-            <w:r>
-              <w:rPr>
-                <w:b/>
-                <w:i w:val="0"/>
-                <w:color w:val="16A34A"/>
-                <w:sz w:val="16"/>
-              </w:rPr>
-              <w:t>s01q10_1</w:t>
-            </w:r>
-          </w:p>
-        </w:tc>
-        <w:tc>
-          <w:tcPr>
-            <w:tcW w:type="dxa" w:w="1191"/>
-          </w:tcPr>
-          <w:p>
-            <w:r>
-              <w:rPr>
-                <w:b w:val="0"/>
-                <w:i w:val="0"/>
-                <w:color w:val="64748B"/>
-                <w:sz w:val="16"/>
-              </w:rPr>
-              <w:t>GT-CQ</w:t>
-            </w:r>
-          </w:p>
-        </w:tc>
-        <w:tc>
-          <w:tcPr>
-            <w:tcW w:type="dxa" w:w="4706"/>
-          </w:tcPr>
-          <w:p>
-            <w:r>
-              <w:rPr>
-                <w:b w:val="0"/>
-                <w:i w:val="0"/>
-                <w:sz w:val="17"/>
-              </w:rPr>
               <w:t>La taille du ménage lors de l'enquête principale (4) de ce ménage est inférieur à la taille du denombrement (5), prière de fournir des explications concrètes ou aller revisiter le ménage.</w:t>
-            </w:r>
-          </w:p>
-        </w:tc>
-      </w:tr>
-      <w:tr>
-        <w:tc>
-          <w:tcPr>
-            <w:tcW w:type="dxa" w:w="964"/>
-          </w:tcPr>
-          <w:p>
-            <w:r>
-              <w:rPr>
-                <w:b/>
-                <w:i w:val="0"/>
-                <w:color w:val="EA580C"/>
-                <w:sz w:val="16"/>
-              </w:rPr>
-              <w:t>Moyenne</w:t>
-            </w:r>
-          </w:p>
-        </w:tc>
-        <w:tc>
-          <w:tcPr>
-            <w:tcW w:type="dxa" w:w="1247"/>
-          </w:tcPr>
-          <w:p>
-            <w:r>
-              <w:rPr>
-                <w:b/>
-                <w:i w:val="0"/>
-                <w:sz w:val="16"/>
-              </w:rPr>
-              <w:t>S02</w:t>
-              <w:br/>
-            </w:r>
-            <w:r>
-              <w:rPr>
-                <w:b w:val="0"/>
-                <w:i w:val="0"/>
-                <w:color w:val="64748B"/>
-                <w:sz w:val="14"/>
-              </w:rPr>
-              <w:t>Éducation</w:t>
-            </w:r>
-          </w:p>
-        </w:tc>
-        <w:tc>
-          <w:tcPr>
-            <w:tcW w:type="dxa" w:w="1531"/>
-          </w:tcPr>
-          <w:p>
-            <w:r>
-              <w:rPr>
-                <w:b/>
-                <w:i w:val="0"/>
-                <w:color w:val="16A34A"/>
-                <w:sz w:val="16"/>
-              </w:rPr>
-              <w:t>—</w:t>
-            </w:r>
-          </w:p>
-        </w:tc>
-        <w:tc>
-          <w:tcPr>
-            <w:tcW w:type="dxa" w:w="1191"/>
-          </w:tcPr>
-          <w:p>
-            <w:r>
-              <w:rPr>
-                <w:b w:val="0"/>
-                <w:i w:val="0"/>
-                <w:color w:val="64748B"/>
-                <w:sz w:val="16"/>
-              </w:rPr>
-              <w:t>GT-CQ</w:t>
-            </w:r>
-          </w:p>
-        </w:tc>
-        <w:tc>
-          <w:tcPr>
-            <w:tcW w:type="dxa" w:w="4706"/>
-          </w:tcPr>
-          <w:p>
-            <w:r>
-              <w:rPr>
-                <w:b w:val="0"/>
-                <w:i w:val="0"/>
-                <w:sz w:val="17"/>
-              </w:rPr>
-              <w:t>veuillez, s'il vous plait, confirmer les frais de scolarité ( 10000 FCFA) payée de FATOUMATA BINTA BARRY avec le QG ou apporter les corrections nécessaires.</w:t>
-            </w:r>
-          </w:p>
-        </w:tc>
-      </w:tr>
-      <w:tr>
-        <w:tc>
-          <w:tcPr>
-            <w:tcW w:type="dxa" w:w="964"/>
-          </w:tcPr>
-          <w:p>
-            <w:r>
-              <w:rPr>
-                <w:b/>
-                <w:i w:val="0"/>
-                <w:color w:val="EA580C"/>
-                <w:sz w:val="16"/>
-              </w:rPr>
-              <w:t>Moyenne</w:t>
-            </w:r>
-          </w:p>
-        </w:tc>
-        <w:tc>
-          <w:tcPr>
-            <w:tcW w:type="dxa" w:w="1247"/>
-          </w:tcPr>
-          <w:p>
-            <w:r>
-              <w:rPr>
-                <w:b/>
-                <w:i w:val="0"/>
-                <w:sz w:val="16"/>
-              </w:rPr>
-              <w:t>S02</w:t>
-              <w:br/>
-            </w:r>
-            <w:r>
-              <w:rPr>
-                <w:b w:val="0"/>
-                <w:i w:val="0"/>
-                <w:color w:val="64748B"/>
-                <w:sz w:val="14"/>
-              </w:rPr>
-              <w:t>Éducation</w:t>
-            </w:r>
-          </w:p>
-        </w:tc>
-        <w:tc>
-          <w:tcPr>
-            <w:tcW w:type="dxa" w:w="1531"/>
-          </w:tcPr>
-          <w:p>
-            <w:r>
-              <w:rPr>
-                <w:b/>
-                <w:i w:val="0"/>
-                <w:color w:val="16A34A"/>
-                <w:sz w:val="16"/>
-              </w:rPr>
-              <w:t>—</w:t>
-            </w:r>
-          </w:p>
-        </w:tc>
-        <w:tc>
-          <w:tcPr>
-            <w:tcW w:type="dxa" w:w="1191"/>
-          </w:tcPr>
-          <w:p>
-            <w:r>
-              <w:rPr>
-                <w:b w:val="0"/>
-                <w:i w:val="0"/>
-                <w:color w:val="64748B"/>
-                <w:sz w:val="16"/>
-              </w:rPr>
-              <w:t>GT-CQ</w:t>
-            </w:r>
-          </w:p>
-        </w:tc>
-        <w:tc>
-          <w:tcPr>
-            <w:tcW w:type="dxa" w:w="4706"/>
-          </w:tcPr>
-          <w:p>
-            <w:r>
-              <w:rPr>
-                <w:b w:val="0"/>
-                <w:i w:val="0"/>
-                <w:sz w:val="17"/>
-              </w:rPr>
-              <w:t>veuillez, s'il vous plait, confirmer les frais de scolarité ( 2500 FCFA) payée de THIERNO IBRAHIMA BARRY avec le QG ou apporter les corrections nécessaires.</w:t>
-            </w:r>
-          </w:p>
-        </w:tc>
-      </w:tr>
-      <w:tr>
-        <w:tc>
-          <w:tcPr>
-            <w:tcW w:type="dxa" w:w="964"/>
-          </w:tcPr>
-          <w:p>
-            <w:r>
-              <w:rPr>
-                <w:b/>
-                <w:i w:val="0"/>
-                <w:color w:val="EA580C"/>
-                <w:sz w:val="16"/>
-              </w:rPr>
-              <w:t>Moyenne</w:t>
-            </w:r>
-          </w:p>
-        </w:tc>
-        <w:tc>
-          <w:tcPr>
-            <w:tcW w:type="dxa" w:w="1247"/>
-          </w:tcPr>
-          <w:p>
-            <w:r>
-              <w:rPr>
-                <w:b/>
-                <w:i w:val="0"/>
-                <w:sz w:val="16"/>
-              </w:rPr>
-              <w:t>S02</w:t>
-              <w:br/>
-            </w:r>
-            <w:r>
-              <w:rPr>
-                <w:b w:val="0"/>
-                <w:i w:val="0"/>
-                <w:color w:val="64748B"/>
-                <w:sz w:val="14"/>
-              </w:rPr>
-              <w:t>Éducation</w:t>
-            </w:r>
-          </w:p>
-        </w:tc>
-        <w:tc>
-          <w:tcPr>
-            <w:tcW w:type="dxa" w:w="1531"/>
-          </w:tcPr>
-          <w:p>
-            <w:r>
-              <w:rPr>
-                <w:b/>
-                <w:i w:val="0"/>
-                <w:color w:val="16A34A"/>
-                <w:sz w:val="16"/>
-              </w:rPr>
-              <w:t>—</w:t>
-            </w:r>
-          </w:p>
-        </w:tc>
-        <w:tc>
-          <w:tcPr>
-            <w:tcW w:type="dxa" w:w="1191"/>
-          </w:tcPr>
-          <w:p>
-            <w:r>
-              <w:rPr>
-                <w:b w:val="0"/>
-                <w:i w:val="0"/>
-                <w:color w:val="64748B"/>
-                <w:sz w:val="16"/>
-              </w:rPr>
-              <w:t>GT-CQ</w:t>
-            </w:r>
-          </w:p>
-        </w:tc>
-        <w:tc>
-          <w:tcPr>
-            <w:tcW w:type="dxa" w:w="4706"/>
-          </w:tcPr>
-          <w:p>
-            <w:r>
-              <w:rPr>
-                <w:b w:val="0"/>
-                <w:i w:val="0"/>
-                <w:sz w:val="17"/>
-              </w:rPr>
-              <w:t>veuillez, s'il vous plait, confirmer les frais de scolarité ( 7500 FCFA) payée de KHADIATOU BARRY avec le QG ou apporter les corrections nécessaires.</w:t>
             </w:r>
           </w:p>
         </w:tc>
